--- a/files/论坛纷纭/英语学院/英语学院评论取样.docx
+++ b/files/论坛纷纭/英语学院/英语学院评论取样.docx
@@ -50,7 +50,7 @@
           <w:color w:val="5F6368"/>
           <w:sz w:val="20"/>
         </w:rPr>
-        <w:t>检索日 2026-09-16。本夹 8 条。本科与研究生部都要有。高翻本科以「无普通本科建制 / 保研入口」标明，不算编造就读。</w:t>
+        <w:t>检索日 2026-09-16。本夹 14 条。本科与研究生部都要有。高翻本科以「无普通本科建制 / 保研入口」标明，不算编造就读。</w:t>
       </w:r>
     </w:p>
     <w:p>
@@ -1163,6 +1163,840 @@
           <w:sz w:val="20"/>
         </w:rPr>
         <w:t>阅读限制：研究生部「在读」几乎缺席；英院硕士日常要另找。</w:t>
+      </w:r>
+    </w:p>
+    <w:p>
+      <w:pPr>
+        <w:spacing w:before="240" w:after="160" w:line="264" w:lineRule="auto"/>
+        <w:pBdr>
+          <w:bottom w:val="single" w:sz="12" w:space="4" w:color="1F4E79"/>
+        </w:pBdr>
+      </w:pPr>
+      <w:r>
+        <w:rPr>
+          <w:rFonts w:ascii="黑体" w:hAnsi="黑体" w:eastAsia="黑体"/>
+          <w:b/>
+          <w:i w:val="0"/>
+          <w:color w:val="1F4E79"/>
+          <w:sz w:val="28"/>
+        </w:rPr>
+        <w:t>09　本科（毕业回看，学校层）　·　bigknow 转载问答</w:t>
+      </w:r>
+    </w:p>
+    <w:p>
+      <w:pPr>
+        <w:spacing w:before="0" w:after="40" w:line="288" w:lineRule="auto"/>
+      </w:pPr>
+      <w:r>
+        <w:rPr>
+          <w:rFonts w:ascii="宋体" w:hAnsi="宋体" w:eastAsia="宋体"/>
+          <w:b w:val="0"/>
+          <w:i w:val="0"/>
+          <w:color w:val="5F6368"/>
+          <w:sz w:val="20"/>
+        </w:rPr>
+        <w:t>用户/署名：未署名；自称 13 年毕业</w:t>
+      </w:r>
+    </w:p>
+    <w:p>
+      <w:pPr>
+        <w:spacing w:before="0" w:after="40" w:line="288" w:lineRule="auto"/>
+      </w:pPr>
+      <w:r>
+        <w:rPr>
+          <w:rFonts w:ascii="宋体" w:hAnsi="宋体" w:eastAsia="宋体"/>
+          <w:b w:val="0"/>
+          <w:i w:val="0"/>
+          <w:color w:val="5F6368"/>
+          <w:sz w:val="20"/>
+        </w:rPr>
+        <w:t>自称身份：北外本科毕业回看；点名英院老师编《当代大学英语》</w:t>
+      </w:r>
+    </w:p>
+    <w:p>
+      <w:pPr>
+        <w:spacing w:before="0" w:after="40" w:line="288" w:lineRule="auto"/>
+      </w:pPr>
+      <w:r>
+        <w:rPr>
+          <w:rFonts w:ascii="宋体" w:hAnsi="宋体" w:eastAsia="宋体"/>
+          <w:b w:val="0"/>
+          <w:i w:val="0"/>
+          <w:color w:val="5F6368"/>
+          <w:sz w:val="20"/>
+        </w:rPr>
+        <w:t>可见时间：转载页 2021-03-08；自称 13 年毕业</w:t>
+      </w:r>
+    </w:p>
+    <w:p>
+      <w:pPr>
+        <w:spacing w:before="0" w:after="40" w:line="288" w:lineRule="auto"/>
+      </w:pPr>
+      <w:r>
+        <w:rPr>
+          <w:rFonts w:ascii="宋体" w:hAnsi="宋体" w:eastAsia="宋体"/>
+          <w:b w:val="0"/>
+          <w:i w:val="0"/>
+          <w:color w:val="5F6368"/>
+          <w:sz w:val="20"/>
+        </w:rPr>
+        <w:t>链接：https://www.bigknow.cc/a/202103/156794.html</w:t>
+      </w:r>
+    </w:p>
+    <w:p>
+      <w:pPr>
+        <w:spacing w:before="120" w:after="80" w:line="288" w:lineRule="auto"/>
+      </w:pPr>
+      <w:r>
+        <w:rPr>
+          <w:rFonts w:ascii="黑体" w:hAnsi="黑体" w:eastAsia="黑体"/>
+          <w:b/>
+          <w:i w:val="0"/>
+          <w:color w:val="1F4E79"/>
+          <w:sz w:val="24"/>
+        </w:rPr>
+        <w:t>摘录</w:t>
+      </w:r>
+    </w:p>
+    <w:p>
+      <w:pPr>
+        <w:spacing w:before="0" w:after="160" w:line="288" w:lineRule="auto"/>
+        <w:ind w:firstLine="440"/>
+      </w:pPr>
+      <w:r>
+        <w:rPr>
+          <w:rFonts w:ascii="宋体" w:hAnsi="宋体" w:eastAsia="宋体"/>
+          <w:b w:val="0"/>
+          <w:i w:val="0"/>
+          <w:color w:val="212529"/>
+          <w:sz w:val="22"/>
+        </w:rPr>
+        <w:t>个人觉得北外大部分本科学生的学术水平（以个人为例）基本为渣；研究生状况不清楚；但老师中不乏大牛……你用的课本以及全国该专业学生的课本或相关书籍都是自己老师编写的（《当代大学英语》-基本都是英院的老师……）。北外学子还是相当勤劳的（此处有笑声），很多学生都有晨读、自习（作为13年就毕业的人实在不习惯用图书馆这个词）的好习惯。其实单纯啃书的学霸在北外是边缘群体好吗。</w:t>
+      </w:r>
+    </w:p>
+    <w:p>
+      <w:pPr>
+        <w:spacing w:before="0" w:after="80" w:line="288" w:lineRule="auto"/>
+      </w:pPr>
+      <w:r>
+        <w:rPr>
+          <w:rFonts w:ascii="宋体" w:hAnsi="宋体" w:eastAsia="宋体"/>
+          <w:b w:val="0"/>
+          <w:i w:val="0"/>
+          <w:color w:val="212529"/>
+          <w:sz w:val="20"/>
+        </w:rPr>
+        <w:t>用户溯源：繁体转载楼，自称 13 年毕业。点名英院教材，但是学校层回看，不是英院课表日记。</w:t>
+      </w:r>
+    </w:p>
+    <w:p>
+      <w:pPr>
+        <w:spacing w:before="0" w:after="200" w:line="288" w:lineRule="auto"/>
+      </w:pPr>
+      <w:r>
+        <w:rPr>
+          <w:rFonts w:ascii="宋体" w:hAnsi="宋体" w:eastAsia="宋体"/>
+          <w:b w:val="0"/>
+          <w:i w:val="0"/>
+          <w:color w:val="5F6368"/>
+          <w:sz w:val="20"/>
+        </w:rPr>
+        <w:t>阅读限制：OCR/转繁体会吃字。不当英院官方培养方案。</w:t>
+      </w:r>
+    </w:p>
+    <w:p>
+      <w:pPr>
+        <w:spacing w:before="240" w:after="160" w:line="264" w:lineRule="auto"/>
+        <w:pBdr>
+          <w:bottom w:val="single" w:sz="12" w:space="4" w:color="1F4E79"/>
+        </w:pBdr>
+      </w:pPr>
+      <w:r>
+        <w:rPr>
+          <w:rFonts w:ascii="黑体" w:hAnsi="黑体" w:eastAsia="黑体"/>
+          <w:b/>
+          <w:i w:val="0"/>
+          <w:color w:val="1F4E79"/>
+          <w:sz w:val="28"/>
+        </w:rPr>
+        <w:t>10　本科（保送入口，不是入学后）　·　englang 保送经验转载</w:t>
+      </w:r>
+    </w:p>
+    <w:p>
+      <w:pPr>
+        <w:spacing w:before="0" w:after="40" w:line="288" w:lineRule="auto"/>
+      </w:pPr>
+      <w:r>
+        <w:rPr>
+          <w:rFonts w:ascii="宋体" w:hAnsi="宋体" w:eastAsia="宋体"/>
+          <w:b w:val="0"/>
+          <w:i w:val="0"/>
+          <w:color w:val="5F6368"/>
+          <w:sz w:val="20"/>
+        </w:rPr>
+        <w:t>用户/署名：机构整理往届考生口述</w:t>
+      </w:r>
+    </w:p>
+    <w:p>
+      <w:pPr>
+        <w:spacing w:before="0" w:after="40" w:line="288" w:lineRule="auto"/>
+      </w:pPr>
+      <w:r>
+        <w:rPr>
+          <w:rFonts w:ascii="宋体" w:hAnsi="宋体" w:eastAsia="宋体"/>
+          <w:b w:val="0"/>
+          <w:i w:val="0"/>
+          <w:color w:val="5F6368"/>
+          <w:sz w:val="20"/>
+        </w:rPr>
+        <w:t>自称身份：准备北外外语类保送；未声明已被英院录取</w:t>
+      </w:r>
+    </w:p>
+    <w:p>
+      <w:pPr>
+        <w:spacing w:before="0" w:after="40" w:line="288" w:lineRule="auto"/>
+      </w:pPr>
+      <w:r>
+        <w:rPr>
+          <w:rFonts w:ascii="宋体" w:hAnsi="宋体" w:eastAsia="宋体"/>
+          <w:b w:val="0"/>
+          <w:i w:val="0"/>
+          <w:color w:val="5F6368"/>
+          <w:sz w:val="20"/>
+        </w:rPr>
+        <w:t>可见时间：页内提到 2018 年面试改革</w:t>
+      </w:r>
+    </w:p>
+    <w:p>
+      <w:pPr>
+        <w:spacing w:before="0" w:after="40" w:line="288" w:lineRule="auto"/>
+      </w:pPr>
+      <w:r>
+        <w:rPr>
+          <w:rFonts w:ascii="宋体" w:hAnsi="宋体" w:eastAsia="宋体"/>
+          <w:b w:val="0"/>
+          <w:i w:val="0"/>
+          <w:color w:val="5F6368"/>
+          <w:sz w:val="20"/>
+        </w:rPr>
+        <w:t>链接：http://www.englang.cn/shownews.asp?NewsId=1235</w:t>
+      </w:r>
+    </w:p>
+    <w:p>
+      <w:pPr>
+        <w:spacing w:before="120" w:after="80" w:line="288" w:lineRule="auto"/>
+      </w:pPr>
+      <w:r>
+        <w:rPr>
+          <w:rFonts w:ascii="黑体" w:hAnsi="黑体" w:eastAsia="黑体"/>
+          <w:b/>
+          <w:i w:val="0"/>
+          <w:color w:val="1F4E79"/>
+          <w:sz w:val="24"/>
+        </w:rPr>
+        <w:t>摘录</w:t>
+      </w:r>
+    </w:p>
+    <w:p>
+      <w:pPr>
+        <w:spacing w:before="0" w:after="160" w:line="288" w:lineRule="auto"/>
+        <w:ind w:firstLine="440"/>
+      </w:pPr>
+      <w:r>
+        <w:rPr>
+          <w:rFonts w:ascii="宋体" w:hAnsi="宋体" w:eastAsia="宋体"/>
+          <w:b w:val="0"/>
+          <w:i w:val="0"/>
+          <w:color w:val="212529"/>
+          <w:sz w:val="22"/>
+        </w:rPr>
+        <w:t>北京外国语大学外语类保送生考试科目包括英语笔试（考试时间150分钟，满分200分）、语文笔试（考试时间150分钟，满分200分）、口试面试（考试时间约为10分钟，满分20分）。常规面试流程是：考生先进一个教室拿到一篇大概150词的阅读文章，然后进入考场后先自我介绍，再朗读文章，并回答考官提问。不过，2018年有过一次改革，往届考生称，英文面试环节换成了在规定时间内两位考生一起场景对话模拟的方式，例如A同学正在宿舍看书，B同学突然摔门而入。</w:t>
+      </w:r>
+    </w:p>
+    <w:p>
+      <w:pPr>
+        <w:spacing w:before="0" w:after="80" w:line="288" w:lineRule="auto"/>
+      </w:pPr>
+      <w:r>
+        <w:rPr>
+          <w:rFonts w:ascii="宋体" w:hAnsi="宋体" w:eastAsia="宋体"/>
+          <w:b w:val="0"/>
+          <w:i w:val="0"/>
+          <w:color w:val="212529"/>
+          <w:sz w:val="20"/>
+        </w:rPr>
+        <w:t>用户溯源：保送覆盖多院。放进英院本科部，是因为英院保送生比例被豆瓣帖反复提到；发言人未必进英院。</w:t>
+      </w:r>
+    </w:p>
+    <w:p>
+      <w:pPr>
+        <w:spacing w:before="0" w:after="200" w:line="288" w:lineRule="auto"/>
+      </w:pPr>
+      <w:r>
+        <w:rPr>
+          <w:rFonts w:ascii="宋体" w:hAnsi="宋体" w:eastAsia="宋体"/>
+          <w:b w:val="0"/>
+          <w:i w:val="0"/>
+          <w:color w:val="5F6368"/>
+          <w:sz w:val="20"/>
+        </w:rPr>
+        <w:t>阅读限制：入口考试，不是就读。</w:t>
+      </w:r>
+    </w:p>
+    <w:p>
+      <w:pPr>
+        <w:spacing w:before="240" w:after="160" w:line="264" w:lineRule="auto"/>
+        <w:pBdr>
+          <w:bottom w:val="single" w:sz="12" w:space="4" w:color="1F4E79"/>
+        </w:pBdr>
+      </w:pPr>
+      <w:r>
+        <w:rPr>
+          <w:rFonts w:ascii="黑体" w:hAnsi="黑体" w:eastAsia="黑体"/>
+          <w:b/>
+          <w:i w:val="0"/>
+          <w:color w:val="1F4E79"/>
+          <w:sz w:val="28"/>
+        </w:rPr>
+        <w:t>11　研究生部（英美文学·上岸复试）　·　北鼎教育</w:t>
+      </w:r>
+    </w:p>
+    <w:p>
+      <w:pPr>
+        <w:spacing w:before="0" w:after="40" w:line="288" w:lineRule="auto"/>
+      </w:pPr>
+      <w:r>
+        <w:rPr>
+          <w:rFonts w:ascii="宋体" w:hAnsi="宋体" w:eastAsia="宋体"/>
+          <w:b w:val="0"/>
+          <w:i w:val="0"/>
+          <w:color w:val="5F6368"/>
+          <w:sz w:val="20"/>
+        </w:rPr>
+        <w:t>用户/署名：未署名；本科英语专业语言文学方向</w:t>
+      </w:r>
+    </w:p>
+    <w:p>
+      <w:pPr>
+        <w:spacing w:before="0" w:after="40" w:line="288" w:lineRule="auto"/>
+      </w:pPr>
+      <w:r>
+        <w:rPr>
+          <w:rFonts w:ascii="宋体" w:hAnsi="宋体" w:eastAsia="宋体"/>
+          <w:b w:val="0"/>
+          <w:i w:val="0"/>
+          <w:color w:val="5F6368"/>
+          <w:sz w:val="20"/>
+        </w:rPr>
+        <w:t>自称身份：自称 2020 考研上岸英院英美文学；初试 376，复试面试 90.6</w:t>
+      </w:r>
+    </w:p>
+    <w:p>
+      <w:pPr>
+        <w:spacing w:before="0" w:after="40" w:line="288" w:lineRule="auto"/>
+      </w:pPr>
+      <w:r>
+        <w:rPr>
+          <w:rFonts w:ascii="宋体" w:hAnsi="宋体" w:eastAsia="宋体"/>
+          <w:b w:val="0"/>
+          <w:i w:val="0"/>
+          <w:color w:val="5F6368"/>
+          <w:sz w:val="20"/>
+        </w:rPr>
+        <w:t>可见时间：页内发表时间 2020-07-13 11:25</w:t>
+      </w:r>
+    </w:p>
+    <w:p>
+      <w:pPr>
+        <w:spacing w:before="0" w:after="40" w:line="288" w:lineRule="auto"/>
+      </w:pPr>
+      <w:r>
+        <w:rPr>
+          <w:rFonts w:ascii="宋体" w:hAnsi="宋体" w:eastAsia="宋体"/>
+          <w:b w:val="0"/>
+          <w:i w:val="0"/>
+          <w:color w:val="5F6368"/>
+          <w:sz w:val="20"/>
+        </w:rPr>
+        <w:t>链接：https://www.beidingedu.cn/sys-nd/8697.html</w:t>
+      </w:r>
+    </w:p>
+    <w:p>
+      <w:pPr>
+        <w:spacing w:before="120" w:after="80" w:line="288" w:lineRule="auto"/>
+      </w:pPr>
+      <w:r>
+        <w:rPr>
+          <w:rFonts w:ascii="黑体" w:hAnsi="黑体" w:eastAsia="黑体"/>
+          <w:b/>
+          <w:i w:val="0"/>
+          <w:color w:val="1F4E79"/>
+          <w:sz w:val="24"/>
+        </w:rPr>
+        <w:t>摘录</w:t>
+      </w:r>
+    </w:p>
+    <w:p>
+      <w:pPr>
+        <w:spacing w:before="0" w:after="160" w:line="288" w:lineRule="auto"/>
+        <w:ind w:firstLine="440"/>
+      </w:pPr>
+      <w:r>
+        <w:rPr>
+          <w:rFonts w:ascii="宋体" w:hAnsi="宋体" w:eastAsia="宋体"/>
+          <w:b w:val="0"/>
+          <w:i w:val="0"/>
+          <w:color w:val="212529"/>
+          <w:sz w:val="22"/>
+        </w:rPr>
+        <w:t>本科英语专业语言文学方向，2018年专四88分……初试总分376，英美文学方向排名12；复试面试90.6分，最终成绩82.9分。总分376分，其中政治66，第二外语日语69，基础英语112，写作129。今年面试比较特殊，网上面试，没有自我介绍环节，直接抽题、文学术语解释（二选一）；What do you know about American poetry? Name six American novels in the 20th century.Why is The Sound and the Fury fascinating? Why is Faulkner a southern writer?</w:t>
+      </w:r>
+    </w:p>
+    <w:p>
+      <w:pPr>
+        <w:spacing w:before="0" w:after="80" w:line="288" w:lineRule="auto"/>
+      </w:pPr>
+      <w:r>
+        <w:rPr>
+          <w:rFonts w:ascii="宋体" w:hAnsi="宋体" w:eastAsia="宋体"/>
+          <w:b w:val="0"/>
+          <w:i w:val="0"/>
+          <w:color w:val="212529"/>
+          <w:sz w:val="20"/>
+        </w:rPr>
+        <w:t>用户溯源：分数和网面题很具体。机构页，夹带北鼎资料。仍是考进来以前。</w:t>
+      </w:r>
+    </w:p>
+    <w:p>
+      <w:pPr>
+        <w:spacing w:before="0" w:after="200" w:line="288" w:lineRule="auto"/>
+      </w:pPr>
+      <w:r>
+        <w:rPr>
+          <w:rFonts w:ascii="宋体" w:hAnsi="宋体" w:eastAsia="宋体"/>
+          <w:b w:val="0"/>
+          <w:i w:val="0"/>
+          <w:color w:val="5F6368"/>
+          <w:sz w:val="20"/>
+        </w:rPr>
+        <w:t>阅读限制：不是 seminar / 导师组日常。</w:t>
+      </w:r>
+    </w:p>
+    <w:p>
+      <w:pPr>
+        <w:spacing w:before="240" w:after="160" w:line="264" w:lineRule="auto"/>
+        <w:pBdr>
+          <w:bottom w:val="single" w:sz="12" w:space="4" w:color="1F4E79"/>
+        </w:pBdr>
+      </w:pPr>
+      <w:r>
+        <w:rPr>
+          <w:rFonts w:ascii="黑体" w:hAnsi="黑体" w:eastAsia="黑体"/>
+          <w:b/>
+          <w:i w:val="0"/>
+          <w:color w:val="1F4E79"/>
+          <w:sz w:val="28"/>
+        </w:rPr>
+        <w:t>12　研究生部（英语语言文学·跨考）　·　路灯在职研究生转载（125yan）</w:t>
+      </w:r>
+    </w:p>
+    <w:p>
+      <w:pPr>
+        <w:spacing w:before="0" w:after="40" w:line="288" w:lineRule="auto"/>
+      </w:pPr>
+      <w:r>
+        <w:rPr>
+          <w:rFonts w:ascii="宋体" w:hAnsi="宋体" w:eastAsia="宋体"/>
+          <w:b w:val="0"/>
+          <w:i w:val="0"/>
+          <w:color w:val="5F6368"/>
+          <w:sz w:val="20"/>
+        </w:rPr>
+        <w:t>用户/署名：未署名；自称本科不是学语言</w:t>
+      </w:r>
+    </w:p>
+    <w:p>
+      <w:pPr>
+        <w:spacing w:before="0" w:after="40" w:line="288" w:lineRule="auto"/>
+      </w:pPr>
+      <w:r>
+        <w:rPr>
+          <w:rFonts w:ascii="宋体" w:hAnsi="宋体" w:eastAsia="宋体"/>
+          <w:b w:val="0"/>
+          <w:i w:val="0"/>
+          <w:color w:val="5F6368"/>
+          <w:sz w:val="20"/>
+        </w:rPr>
+        <w:t>自称身份：自称被北外英语语言文学录取，二外日语</w:t>
+      </w:r>
+    </w:p>
+    <w:p>
+      <w:pPr>
+        <w:spacing w:before="0" w:after="40" w:line="288" w:lineRule="auto"/>
+      </w:pPr>
+      <w:r>
+        <w:rPr>
+          <w:rFonts w:ascii="宋体" w:hAnsi="宋体" w:eastAsia="宋体"/>
+          <w:b w:val="0"/>
+          <w:i w:val="0"/>
+          <w:color w:val="5F6368"/>
+          <w:sz w:val="20"/>
+        </w:rPr>
+        <w:t>可见时间：转载页 2024-01-30</w:t>
+      </w:r>
+    </w:p>
+    <w:p>
+      <w:pPr>
+        <w:spacing w:before="0" w:after="40" w:line="288" w:lineRule="auto"/>
+      </w:pPr>
+      <w:r>
+        <w:rPr>
+          <w:rFonts w:ascii="宋体" w:hAnsi="宋体" w:eastAsia="宋体"/>
+          <w:b w:val="0"/>
+          <w:i w:val="0"/>
+          <w:color w:val="5F6368"/>
+          <w:sz w:val="20"/>
+        </w:rPr>
+        <w:t>链接：https://www.125yan.com/zixun/25212.html</w:t>
+      </w:r>
+    </w:p>
+    <w:p>
+      <w:pPr>
+        <w:spacing w:before="120" w:after="80" w:line="288" w:lineRule="auto"/>
+      </w:pPr>
+      <w:r>
+        <w:rPr>
+          <w:rFonts w:ascii="黑体" w:hAnsi="黑体" w:eastAsia="黑体"/>
+          <w:b/>
+          <w:i w:val="0"/>
+          <w:color w:val="1F4E79"/>
+          <w:sz w:val="24"/>
+        </w:rPr>
+        <w:t>摘录</w:t>
+      </w:r>
+    </w:p>
+    <w:p>
+      <w:pPr>
+        <w:spacing w:before="0" w:after="160" w:line="288" w:lineRule="auto"/>
+        <w:ind w:firstLine="440"/>
+      </w:pPr>
+      <w:r>
+        <w:rPr>
+          <w:rFonts w:ascii="宋体" w:hAnsi="宋体" w:eastAsia="宋体"/>
+          <w:b w:val="0"/>
+          <w:i w:val="0"/>
+          <w:color w:val="212529"/>
+          <w:sz w:val="22"/>
+        </w:rPr>
+        <w:t>我本科不是学语言，念了几年书发现小语种很吃香……由于自己本身能力的限制，放弃了英语笔译口译一类的项目。有幸被北京外国语大学录取……复试准备的书《英国概况》……当时在面试的时候，老师主要问了我一下，本科学的专业不同为什么跨考，对这个专业的理解和一个新闻事件及对这件事的评价，我感觉总体来说老师更喜欢那种有自己思维能力的人。</w:t>
+      </w:r>
+    </w:p>
+    <w:p>
+      <w:pPr>
+        <w:spacing w:before="0" w:after="80" w:line="288" w:lineRule="auto"/>
+      </w:pPr>
+      <w:r>
+        <w:rPr>
+          <w:rFonts w:ascii="宋体" w:hAnsi="宋体" w:eastAsia="宋体"/>
+          <w:b w:val="0"/>
+          <w:i w:val="0"/>
+          <w:color w:val="212529"/>
+          <w:sz w:val="20"/>
+        </w:rPr>
+        <w:t>用户溯源：在职研究生站点洗稿常见。前半像招生简介，后半才出现「我」。无法核学籍。</w:t>
+      </w:r>
+    </w:p>
+    <w:p>
+      <w:pPr>
+        <w:spacing w:before="0" w:after="200" w:line="288" w:lineRule="auto"/>
+      </w:pPr>
+      <w:r>
+        <w:rPr>
+          <w:rFonts w:ascii="宋体" w:hAnsi="宋体" w:eastAsia="宋体"/>
+          <w:b w:val="0"/>
+          <w:i w:val="0"/>
+          <w:color w:val="5F6368"/>
+          <w:sz w:val="20"/>
+        </w:rPr>
+        <w:t>阅读限制：备考+复试，不是读研课堂。</w:t>
+      </w:r>
+    </w:p>
+    <w:p>
+      <w:pPr>
+        <w:spacing w:before="240" w:after="160" w:line="264" w:lineRule="auto"/>
+        <w:pBdr>
+          <w:bottom w:val="single" w:sz="12" w:space="4" w:color="1F4E79"/>
+        </w:pBdr>
+      </w:pPr>
+      <w:r>
+        <w:rPr>
+          <w:rFonts w:ascii="黑体" w:hAnsi="黑体" w:eastAsia="黑体"/>
+          <w:b/>
+          <w:i w:val="0"/>
+          <w:color w:val="1F4E79"/>
+          <w:sz w:val="28"/>
+        </w:rPr>
+        <w:t>13　研究生部（学硕复试流程）　·　北鼎教育</w:t>
+      </w:r>
+    </w:p>
+    <w:p>
+      <w:pPr>
+        <w:spacing w:before="0" w:after="40" w:line="288" w:lineRule="auto"/>
+      </w:pPr>
+      <w:r>
+        <w:rPr>
+          <w:rFonts w:ascii="宋体" w:hAnsi="宋体" w:eastAsia="宋体"/>
+          <w:b w:val="0"/>
+          <w:i w:val="0"/>
+          <w:color w:val="5F6368"/>
+          <w:sz w:val="20"/>
+        </w:rPr>
+        <w:t>用户/署名：机构整理「去年」回忆</w:t>
+      </w:r>
+    </w:p>
+    <w:p>
+      <w:pPr>
+        <w:spacing w:before="0" w:after="40" w:line="288" w:lineRule="auto"/>
+      </w:pPr>
+      <w:r>
+        <w:rPr>
+          <w:rFonts w:ascii="宋体" w:hAnsi="宋体" w:eastAsia="宋体"/>
+          <w:b w:val="0"/>
+          <w:i w:val="0"/>
+          <w:color w:val="5F6368"/>
+          <w:sz w:val="20"/>
+        </w:rPr>
+        <w:t>自称身份：无独立论坛账号</w:t>
+      </w:r>
+    </w:p>
+    <w:p>
+      <w:pPr>
+        <w:spacing w:before="0" w:after="40" w:line="288" w:lineRule="auto"/>
+      </w:pPr>
+      <w:r>
+        <w:rPr>
+          <w:rFonts w:ascii="宋体" w:hAnsi="宋体" w:eastAsia="宋体"/>
+          <w:b w:val="0"/>
+          <w:i w:val="0"/>
+          <w:color w:val="5F6368"/>
+          <w:sz w:val="20"/>
+        </w:rPr>
+        <w:t>可见时间：发表时间 2025-02-18</w:t>
+      </w:r>
+    </w:p>
+    <w:p>
+      <w:pPr>
+        <w:spacing w:before="0" w:after="40" w:line="288" w:lineRule="auto"/>
+      </w:pPr>
+      <w:r>
+        <w:rPr>
+          <w:rFonts w:ascii="宋体" w:hAnsi="宋体" w:eastAsia="宋体"/>
+          <w:b w:val="0"/>
+          <w:i w:val="0"/>
+          <w:color w:val="5F6368"/>
+          <w:sz w:val="20"/>
+        </w:rPr>
+        <w:t>链接：https://www.beidingedu.cn/sys-nd/13675.html</w:t>
+      </w:r>
+    </w:p>
+    <w:p>
+      <w:pPr>
+        <w:spacing w:before="120" w:after="80" w:line="288" w:lineRule="auto"/>
+      </w:pPr>
+      <w:r>
+        <w:rPr>
+          <w:rFonts w:ascii="黑体" w:hAnsi="黑体" w:eastAsia="黑体"/>
+          <w:b/>
+          <w:i w:val="0"/>
+          <w:color w:val="1F4E79"/>
+          <w:sz w:val="24"/>
+        </w:rPr>
+        <w:t>摘录</w:t>
+      </w:r>
+    </w:p>
+    <w:p>
+      <w:pPr>
+        <w:spacing w:before="0" w:after="160" w:line="288" w:lineRule="auto"/>
+        <w:ind w:firstLine="440"/>
+      </w:pPr>
+      <w:r>
+        <w:rPr>
+          <w:rFonts w:ascii="宋体" w:hAnsi="宋体" w:eastAsia="宋体"/>
+          <w:b w:val="0"/>
+          <w:i w:val="0"/>
+          <w:color w:val="212529"/>
+          <w:sz w:val="22"/>
+        </w:rPr>
+        <w:t>2024年北外英语学硕的复试时间为 3月 30日和 31日……复试地点为北外英语学院，考务费用为 100元。英语语言文学专业：有笔试（具体笔试信息因保密协议未公开），复试面试流程包括面试官为有 5-6个老师，题目在文件袋里。从 9个文件袋中抽两个，先自我介绍，再回答抽取的题目。翻译学：无笔试……英汉汉英听译（老师朗读听译材料后学生直接翻译，不可以记笔记）。</w:t>
+      </w:r>
+    </w:p>
+    <w:p>
+      <w:pPr>
+        <w:spacing w:before="0" w:after="80" w:line="288" w:lineRule="auto"/>
+      </w:pPr>
+      <w:r>
+        <w:rPr>
+          <w:rFonts w:ascii="宋体" w:hAnsi="宋体" w:eastAsia="宋体"/>
+          <w:b w:val="0"/>
+          <w:i w:val="0"/>
+          <w:color w:val="212529"/>
+          <w:sz w:val="20"/>
+        </w:rPr>
+        <w:t>用户溯源：流程分钟数、文件袋数量具体。机构标准化口述。</w:t>
+      </w:r>
+    </w:p>
+    <w:p>
+      <w:pPr>
+        <w:spacing w:before="0" w:after="200" w:line="288" w:lineRule="auto"/>
+      </w:pPr>
+      <w:r>
+        <w:rPr>
+          <w:rFonts w:ascii="宋体" w:hAnsi="宋体" w:eastAsia="宋体"/>
+          <w:b w:val="0"/>
+          <w:i w:val="0"/>
+          <w:color w:val="5F6368"/>
+          <w:sz w:val="20"/>
+        </w:rPr>
+        <w:t>阅读限制：英院翻译学硕士 ≠ 高翻。</w:t>
+      </w:r>
+    </w:p>
+    <w:p>
+      <w:pPr>
+        <w:spacing w:before="240" w:after="160" w:line="264" w:lineRule="auto"/>
+        <w:pBdr>
+          <w:bottom w:val="single" w:sz="12" w:space="4" w:color="1F4E79"/>
+        </w:pBdr>
+      </w:pPr>
+      <w:r>
+        <w:rPr>
+          <w:rFonts w:ascii="黑体" w:hAnsi="黑体" w:eastAsia="黑体"/>
+          <w:b/>
+          <w:i w:val="0"/>
+          <w:color w:val="1F4E79"/>
+          <w:sz w:val="28"/>
+        </w:rPr>
+        <w:t>14　研究生部（美国研究·三跨）　·　查字典考研网</w:t>
+      </w:r>
+    </w:p>
+    <w:p>
+      <w:pPr>
+        <w:spacing w:before="0" w:after="40" w:line="288" w:lineRule="auto"/>
+      </w:pPr>
+      <w:r>
+        <w:rPr>
+          <w:rFonts w:ascii="宋体" w:hAnsi="宋体" w:eastAsia="宋体"/>
+          <w:b w:val="0"/>
+          <w:i w:val="0"/>
+          <w:color w:val="5F6368"/>
+          <w:sz w:val="20"/>
+        </w:rPr>
+        <w:t>用户/署名：未署名；西南 211 理科本科</w:t>
+      </w:r>
+    </w:p>
+    <w:p>
+      <w:pPr>
+        <w:spacing w:before="0" w:after="40" w:line="288" w:lineRule="auto"/>
+      </w:pPr>
+      <w:r>
+        <w:rPr>
+          <w:rFonts w:ascii="宋体" w:hAnsi="宋体" w:eastAsia="宋体"/>
+          <w:b w:val="0"/>
+          <w:i w:val="0"/>
+          <w:color w:val="5F6368"/>
+          <w:sz w:val="20"/>
+        </w:rPr>
+        <w:t>自称身份：自称二战三跨北外英语语言文学美国研究，拟录取第三</w:t>
+      </w:r>
+    </w:p>
+    <w:p>
+      <w:pPr>
+        <w:spacing w:before="0" w:after="40" w:line="288" w:lineRule="auto"/>
+      </w:pPr>
+      <w:r>
+        <w:rPr>
+          <w:rFonts w:ascii="宋体" w:hAnsi="宋体" w:eastAsia="宋体"/>
+          <w:b w:val="0"/>
+          <w:i w:val="0"/>
+          <w:color w:val="5F6368"/>
+          <w:sz w:val="20"/>
+        </w:rPr>
+        <w:t>可见时间：原页今日打开 521；引文来自 2026-09-16 检索快照</w:t>
+      </w:r>
+    </w:p>
+    <w:p>
+      <w:pPr>
+        <w:spacing w:before="0" w:after="40" w:line="288" w:lineRule="auto"/>
+      </w:pPr>
+      <w:r>
+        <w:rPr>
+          <w:rFonts w:ascii="宋体" w:hAnsi="宋体" w:eastAsia="宋体"/>
+          <w:b w:val="0"/>
+          <w:i w:val="0"/>
+          <w:color w:val="5F6368"/>
+          <w:sz w:val="20"/>
+        </w:rPr>
+        <w:t>链接：https://ky.chazidian.com/kaoyan/544404/</w:t>
+      </w:r>
+    </w:p>
+    <w:p>
+      <w:pPr>
+        <w:spacing w:before="120" w:after="80" w:line="288" w:lineRule="auto"/>
+      </w:pPr>
+      <w:r>
+        <w:rPr>
+          <w:rFonts w:ascii="黑体" w:hAnsi="黑体" w:eastAsia="黑体"/>
+          <w:b/>
+          <w:i w:val="0"/>
+          <w:color w:val="1F4E79"/>
+          <w:sz w:val="24"/>
+        </w:rPr>
+        <w:t>摘录</w:t>
+      </w:r>
+    </w:p>
+    <w:p>
+      <w:pPr>
+        <w:spacing w:before="0" w:after="160" w:line="288" w:lineRule="auto"/>
+        <w:ind w:firstLine="440"/>
+      </w:pPr>
+      <w:r>
+        <w:rPr>
+          <w:rFonts w:ascii="宋体" w:hAnsi="宋体" w:eastAsia="宋体"/>
+          <w:b w:val="0"/>
+          <w:i w:val="0"/>
+          <w:color w:val="212529"/>
+          <w:sz w:val="22"/>
+        </w:rPr>
+        <w:t>本科是西南地区的一所211，大学挂过5-6科……这是我第二次考研。这次考北外，政治54，二外德语87，基础英语106，写作测试122。复试面试95（满分100），笔试89（100）。最终84分，美国研究10人进复试，以总成绩第三名拟录取。真题回忆版：How does electoral college work in election？What is reaganomics? How has it influenced american economy？</w:t>
+      </w:r>
+    </w:p>
+    <w:p>
+      <w:pPr>
+        <w:spacing w:before="0" w:after="80" w:line="288" w:lineRule="auto"/>
+      </w:pPr>
+      <w:r>
+        <w:rPr>
+          <w:rFonts w:ascii="宋体" w:hAnsi="宋体" w:eastAsia="宋体"/>
+          <w:b w:val="0"/>
+          <w:i w:val="0"/>
+          <w:color w:val="212529"/>
+          <w:sz w:val="20"/>
+        </w:rPr>
+        <w:t>用户溯源：题面英文很具体。原页 521，不能二次打开，溯源打一档折扣。</w:t>
+      </w:r>
+    </w:p>
+    <w:p>
+      <w:pPr>
+        <w:spacing w:before="0" w:after="200" w:line="288" w:lineRule="auto"/>
+      </w:pPr>
+      <w:r>
+        <w:rPr>
+          <w:rFonts w:ascii="宋体" w:hAnsi="宋体" w:eastAsia="宋体"/>
+          <w:b w:val="0"/>
+          <w:i w:val="0"/>
+          <w:color w:val="5F6368"/>
+          <w:sz w:val="20"/>
+        </w:rPr>
+        <w:t>阅读限制：仍是考试回忆。</w:t>
       </w:r>
     </w:p>
     <w:sectPr>
